--- a/reports/day-25-report.docx
+++ b/reports/day-25-report.docx
@@ -1501,14 +1501,14 @@
           <w:bCs/>
           <w:i/>
         </w:rPr>
-        <w:t>11/</w:t>
+        <w:t xml:space="preserve">11/08/2026</w:t>
       </w:r>
       <w:r>
         <w:rPr>
           <w:bCs/>
           <w:i/>
         </w:rPr>
-        <w:t>08//2026</w:t>
+        <w:t xml:space="preserve"/>
       </w:r>
     </w:p>
     <w:p>
@@ -4750,7 +4750,7 @@
                 <w:sz w:val="20"/>
                 <w:szCs w:val="20"/>
               </w:rPr>
-              <w:t xml:space="preserve"> semantic HTML development, and website architecture for the Savory House Restaurant Website.</w:t>
+              <w:t xml:space="preserve">Semantic HTML development and website architecture for the Savory House restaurant website.</w:t>
             </w:r>
           </w:p>
         </w:tc>
@@ -4849,21 +4849,21 @@
                 <w:sz w:val="20"/>
                 <w:szCs w:val="20"/>
               </w:rPr>
-              <w:t>Continued building the homepage by creating the Hero section</w:t>
-            </w:r>
-            <w:r>
-              <w:rPr>
-                <w:sz w:val="20"/>
-                <w:szCs w:val="20"/>
-              </w:rPr>
-              <w:t xml:space="preserve"> </w:t>
-            </w:r>
-            <w:r>
-              <w:rPr>
-                <w:sz w:val="20"/>
-                <w:szCs w:val="20"/>
-              </w:rPr>
-              <w:t>improved the project folder structure</w:t>
+              <w:t xml:space="preserve">Continued building the homepage by creating the Hero section and improving the project folder structure.</w:t>
+            </w:r>
+            <w:r>
+              <w:rPr>
+                <w:sz w:val="20"/>
+                <w:szCs w:val="20"/>
+              </w:rPr>
+              <w:t xml:space="preserve"/>
+            </w:r>
+            <w:r>
+              <w:rPr>
+                <w:sz w:val="20"/>
+                <w:szCs w:val="20"/>
+              </w:rPr>
+              <w:t xml:space="preserve"/>
             </w:r>
           </w:p>
         </w:tc>
@@ -4976,7 +4976,7 @@
                 <w:sz w:val="20"/>
                 <w:szCs w:val="20"/>
               </w:rPr>
-              <w:t xml:space="preserve">Developing the Hero and Featured Meals sections of the </w:t>
+              <w:t xml:space="preserve">Developing the Hero and Featured Meals sections of the Savory House website using Flexbox layouts and reusable card structures.</w:t>
             </w:r>
             <w:r>
               <w:rPr>
@@ -4985,28 +4985,28 @@
                 <w:sz w:val="20"/>
                 <w:szCs w:val="20"/>
               </w:rPr>
-              <w:t>Savory House</w:t>
-            </w:r>
-            <w:r>
-              <w:rPr>
-                <w:sz w:val="20"/>
-                <w:szCs w:val="20"/>
-              </w:rPr>
-              <w:t xml:space="preserve"> website</w:t>
-            </w:r>
-            <w:r>
-              <w:rPr>
-                <w:sz w:val="20"/>
-                <w:szCs w:val="20"/>
-              </w:rPr>
-              <w:t xml:space="preserve"> </w:t>
-            </w:r>
-            <w:r>
-              <w:rPr>
-                <w:sz w:val="20"/>
-                <w:szCs w:val="20"/>
-              </w:rPr>
-              <w:t>advanced Flexbox layouts, and professional card structuring.</w:t>
+              <w:t xml:space="preserve"/>
+            </w:r>
+            <w:r>
+              <w:rPr>
+                <w:sz w:val="20"/>
+                <w:szCs w:val="20"/>
+              </w:rPr>
+              <w:t xml:space="preserve"/>
+            </w:r>
+            <w:r>
+              <w:rPr>
+                <w:sz w:val="20"/>
+                <w:szCs w:val="20"/>
+              </w:rPr>
+              <w:t xml:space="preserve"/>
+            </w:r>
+            <w:r>
+              <w:rPr>
+                <w:sz w:val="20"/>
+                <w:szCs w:val="20"/>
+              </w:rPr>
+              <w:t xml:space="preserve"/>
             </w:r>
           </w:p>
         </w:tc>
@@ -6285,7 +6285,7 @@
                 <w:sz w:val="20"/>
                 <w:szCs w:val="20"/>
               </w:rPr>
-              <w:t>TOTAL NUMBER</w:t>
+              <w:t xml:space="preserve">TOTAL NUMBER OF DAYS: 25</w:t>
             </w:r>
             <w:r>
               <w:rPr>
@@ -6295,7 +6295,7 @@
                 <w:sz w:val="20"/>
                 <w:szCs w:val="20"/>
               </w:rPr>
-              <w:t xml:space="preserve"> </w:t>
+              <w:t xml:space="preserve"/>
             </w:r>
             <w:r>
               <w:rPr>
@@ -6305,7 +6305,7 @@
                 <w:sz w:val="20"/>
                 <w:szCs w:val="20"/>
               </w:rPr>
-              <w:t xml:space="preserve">OF DAYS: </w:t>
+              <w:t xml:space="preserve"> </w:t>
             </w:r>
           </w:p>
         </w:tc>
@@ -6348,7 +6348,7 @@
                 <w:sz w:val="20"/>
                 <w:szCs w:val="20"/>
               </w:rPr>
-              <w:t xml:space="preserve">TOTAL NUMBER OF HOURS: </w:t>
+              <w:t xml:space="preserve">TOTAL NUMBER OF HOURS: 132 </w:t>
             </w:r>
           </w:p>
         </w:tc>
@@ -7388,7 +7388,7 @@
                 <w:iCs/>
                 <w:color w:val="000000"/>
               </w:rPr>
-              <w:t>Implemented an IntersectionObserver animation system</w:t>
+              <w:t xml:space="preserve">Reviewed the existing IntersectionObserver animations, improved form feedback, created the initial shopping cart logic using localStorage and JSON, added a dynamic cart counter, and fixed relative paths for the new cart page.</w:t>
             </w:r>
             <w:r>
               <w:rPr>
@@ -7397,7 +7397,7 @@
                 <w:iCs/>
                 <w:color w:val="000000"/>
               </w:rPr>
-              <w:t xml:space="preserve"> </w:t>
+              <w:t xml:space="preserve"/>
             </w:r>
             <w:r>
               <w:rPr>
@@ -7406,7 +7406,7 @@
                 <w:iCs/>
                 <w:color w:val="000000"/>
               </w:rPr>
-              <w:t>improved form feedback</w:t>
+              <w:t xml:space="preserve"/>
             </w:r>
             <w:r>
               <w:rPr>
@@ -7415,7 +7415,7 @@
                 <w:iCs/>
                 <w:color w:val="000000"/>
               </w:rPr>
-              <w:t xml:space="preserve"> </w:t>
+              <w:t xml:space="preserve"/>
             </w:r>
             <w:r>
               <w:rPr>
@@ -7424,7 +7424,7 @@
                 <w:iCs/>
                 <w:color w:val="000000"/>
               </w:rPr>
-              <w:t xml:space="preserve"> created the initial shopping cart logic using localStorage and JSON, added a dynamic cart counter and fixed relative paths for the new cart page</w:t>
+              <w:t xml:space="preserve"/>
             </w:r>
           </w:p>
         </w:tc>
@@ -7577,21 +7577,21 @@
                 <w:sz w:val="18"/>
                 <w:szCs w:val="18"/>
               </w:rPr>
-              <w:t>First</w:t>
+              <w:t xml:space="preserve">First, I improved the existing form validation system</w:t>
             </w:r>
             <w:r>
               <w:rPr>
                 <w:sz w:val="18"/>
                 <w:szCs w:val="18"/>
               </w:rPr>
-              <w:t xml:space="preserve"> </w:t>
+              <w:t xml:space="preserve"/>
             </w:r>
             <w:r>
               <w:rPr>
                 <w:sz w:val="18"/>
                 <w:szCs w:val="18"/>
               </w:rPr>
-              <w:t xml:space="preserve"> existing form validation system by selecting and checking multiple form elements using .forEach(). User input was cleaned with .trim() before validation. The system displays either an .error or .success message and uses setTimeout() to automatically hide the message after four seconds.</w:t>
+              <w:t xml:space="preserve"> by selecting and checking multiple form elements using .forEach(). User input was cleaned with .trim() before validation. The system displays either an .error or .success message and uses setTimeout() to automatically hide the message after four seconds.</w:t>
             </w:r>
           </w:p>
           <w:p>
